--- a/UI_UX/lab5/jtbd.docx
+++ b/UI_UX/lab5/jtbd.docx
@@ -33,6 +33,9 @@
     </w:p>
     <w:p>
       <w:r>
+        <w:rPr>
+          <w:noProof/>
+        </w:rPr>
         <w:drawing>
           <wp:inline distT="0" distB="0" distL="0" distR="0" wp14:anchorId="354ED99B" wp14:editId="05E58C50">
             <wp:extent cx="5925185" cy="3756660"/>
@@ -49,7 +52,7 @@
                     <pic:cNvPicPr/>
                   </pic:nvPicPr>
                   <pic:blipFill rotWithShape="1">
-                    <a:blip r:embed="rId5"/>
+                    <a:blip r:embed="rId7"/>
                     <a:srcRect l="257" b="1021"/>
                     <a:stretch/>
                   </pic:blipFill>
@@ -118,6 +121,9 @@
     </w:p>
     <w:p>
       <w:r>
+        <w:rPr>
+          <w:noProof/>
+        </w:rPr>
         <w:drawing>
           <wp:inline distT="0" distB="0" distL="0" distR="0" wp14:anchorId="121C9B78" wp14:editId="784E1A64">
             <wp:extent cx="5905500" cy="3767455"/>
@@ -134,7 +140,7 @@
                     <pic:cNvPicPr/>
                   </pic:nvPicPr>
                   <pic:blipFill rotWithShape="1">
-                    <a:blip r:embed="rId6"/>
+                    <a:blip r:embed="rId8"/>
                     <a:srcRect t="803" r="588"/>
                     <a:stretch/>
                   </pic:blipFill>
@@ -197,6 +203,9 @@
         <w:t>Медиа</w:t>
       </w:r>
       <w:r>
+        <w:rPr>
+          <w:noProof/>
+        </w:rPr>
         <w:drawing>
           <wp:inline distT="0" distB="0" distL="0" distR="0" wp14:anchorId="16480FCE" wp14:editId="38529660">
             <wp:extent cx="5775960" cy="3775710"/>
@@ -213,7 +222,7 @@
                     <pic:cNvPicPr/>
                   </pic:nvPicPr>
                   <pic:blipFill rotWithShape="1">
-                    <a:blip r:embed="rId7"/>
+                    <a:blip r:embed="rId9"/>
                     <a:srcRect l="1155" t="402" r="1614" b="-1"/>
                     <a:stretch/>
                   </pic:blipFill>
@@ -266,28 +275,18 @@
         <w:rPr>
           <w:b/>
           <w:bCs/>
-          <w:lang w:val="ru-BY"/>
         </w:rPr>
       </w:pPr>
       <w:r>
         <w:rPr>
           <w:b/>
           <w:bCs/>
-          <w:lang w:val="ru-BY"/>
         </w:rPr>
         <w:t>Список планируемого функционала продукта</w:t>
       </w:r>
     </w:p>
     <w:p>
-      <w:pPr>
-        <w:rPr>
-          <w:lang w:val="ru-BY"/>
-        </w:rPr>
-      </w:pPr>
-      <w:r>
-        <w:rPr>
-          <w:lang w:val="ru-BY"/>
-        </w:rPr>
+      <w:r>
         <w:t>Чтобы закрыть все эти потребности пользователей, в приложении должен быть реализован следующий функционал:</w:t>
       </w:r>
     </w:p>
@@ -298,15 +297,11 @@
           <w:ilvl w:val="0"/>
           <w:numId w:val="3"/>
         </w:numPr>
-        <w:rPr>
-          <w:lang w:val="ru-BY"/>
-        </w:rPr>
       </w:pPr>
       <w:r>
         <w:rPr>
           <w:b/>
           <w:bCs/>
-          <w:lang w:val="ru-BY"/>
         </w:rPr>
         <w:t>Главный экран</w:t>
       </w:r>
@@ -318,14 +313,8 @@
           <w:ilvl w:val="1"/>
           <w:numId w:val="3"/>
         </w:numPr>
-        <w:rPr>
-          <w:lang w:val="ru-BY"/>
-        </w:rPr>
-      </w:pPr>
-      <w:r>
-        <w:rPr>
-          <w:lang w:val="ru-BY"/>
-        </w:rPr>
+      </w:pPr>
+      <w:r>
         <w:t>Крупные виджеты с текущими остатками гигабайт, минут и денег прямо на стартовом экране.</w:t>
       </w:r>
     </w:p>
@@ -336,26 +325,14 @@
           <w:ilvl w:val="1"/>
           <w:numId w:val="3"/>
         </w:numPr>
-        <w:rPr>
-          <w:lang w:val="ru-BY"/>
-        </w:rPr>
-      </w:pPr>
-      <w:r>
-        <w:rPr>
-          <w:lang w:val="ru-BY"/>
-        </w:rPr>
+      </w:pPr>
+      <w:r>
         <w:t>Кнопка быстрого пополнения баланса (Apple Pay / Google Pay /</w:t>
       </w:r>
       <w:r>
-        <w:rPr>
-          <w:lang w:val="ru-BY"/>
-        </w:rPr>
         <w:t xml:space="preserve"> Привязка карты</w:t>
       </w:r>
       <w:r>
-        <w:rPr>
-          <w:lang w:val="ru-BY"/>
-        </w:rPr>
         <w:t>).</w:t>
       </w:r>
     </w:p>
@@ -366,14 +343,8 @@
           <w:ilvl w:val="1"/>
           <w:numId w:val="3"/>
         </w:numPr>
-        <w:rPr>
-          <w:lang w:val="ru-BY"/>
-        </w:rPr>
-      </w:pPr>
-      <w:r>
-        <w:rPr>
-          <w:lang w:val="ru-BY"/>
-        </w:rPr>
+      </w:pPr>
+      <w:r>
         <w:t>Системные уведомления, которые заранее предупреждают, что трафик заканчивается, а не ставят перед фактом.</w:t>
       </w:r>
     </w:p>
@@ -384,15 +355,11 @@
           <w:ilvl w:val="0"/>
           <w:numId w:val="3"/>
         </w:numPr>
-        <w:rPr>
-          <w:lang w:val="ru-BY"/>
-        </w:rPr>
       </w:pPr>
       <w:r>
         <w:rPr>
           <w:b/>
           <w:bCs/>
-          <w:lang w:val="ru-BY"/>
         </w:rPr>
         <w:t>Свободный Конструктор тарифов</w:t>
       </w:r>
@@ -404,20 +371,11 @@
           <w:ilvl w:val="1"/>
           <w:numId w:val="3"/>
         </w:numPr>
-        <w:rPr>
-          <w:lang w:val="ru-BY"/>
-        </w:rPr>
-      </w:pPr>
-      <w:r>
-        <w:rPr>
-          <w:lang w:val="ru-BY"/>
-        </w:rPr>
+      </w:pPr>
+      <w:r>
         <w:t xml:space="preserve">Ползунки для гибкой настройки </w:t>
       </w:r>
       <w:r>
-        <w:rPr>
-          <w:lang w:val="ru-BY"/>
-        </w:rPr>
         <w:t>тарифа</w:t>
       </w:r>
     </w:p>
@@ -428,28 +386,16 @@
           <w:ilvl w:val="1"/>
           <w:numId w:val="3"/>
         </w:numPr>
-        <w:rPr>
-          <w:lang w:val="ru-BY"/>
-        </w:rPr>
-      </w:pPr>
-      <w:r>
-        <w:rPr>
-          <w:lang w:val="ru-BY"/>
-        </w:rPr>
+      </w:pPr>
+      <w:r>
         <w:t xml:space="preserve">Блок дополнительных опций: покупка безлимита на конкретные сервисы (YouTube, TikTok, </w:t>
       </w:r>
       <w:proofErr w:type="spellStart"/>
       <w:r>
-        <w:rPr>
-          <w:lang w:val="ru-BY"/>
-        </w:rPr>
         <w:t>Telegram</w:t>
       </w:r>
       <w:proofErr w:type="spellEnd"/>
       <w:r>
-        <w:rPr>
-          <w:lang w:val="ru-BY"/>
-        </w:rPr>
         <w:t xml:space="preserve"> и т.д.).</w:t>
       </w:r>
     </w:p>
@@ -460,15 +406,11 @@
           <w:ilvl w:val="0"/>
           <w:numId w:val="3"/>
         </w:numPr>
-        <w:rPr>
-          <w:lang w:val="ru-BY"/>
-        </w:rPr>
       </w:pPr>
       <w:r>
         <w:rPr>
           <w:b/>
           <w:bCs/>
-          <w:lang w:val="ru-BY"/>
         </w:rPr>
         <w:t>Управление расходами и подписками</w:t>
       </w:r>
@@ -480,14 +422,8 @@
           <w:ilvl w:val="1"/>
           <w:numId w:val="3"/>
         </w:numPr>
-        <w:rPr>
-          <w:lang w:val="ru-BY"/>
-        </w:rPr>
-      </w:pPr>
-      <w:r>
-        <w:rPr>
-          <w:lang w:val="ru-BY"/>
-        </w:rPr>
+      </w:pPr>
+      <w:r>
         <w:t>Раздел «Подключенные услуги», где все платные подписки выведены в простой список.</w:t>
       </w:r>
     </w:p>
@@ -498,14 +434,8 @@
           <w:ilvl w:val="1"/>
           <w:numId w:val="3"/>
         </w:numPr>
-        <w:rPr>
-          <w:lang w:val="ru-BY"/>
-        </w:rPr>
-      </w:pPr>
-      <w:r>
-        <w:rPr>
-          <w:lang w:val="ru-BY"/>
-        </w:rPr>
+      </w:pPr>
+      <w:r>
         <w:t>Понятная детализация трат за месяц (куда и сколько ушло денег).</w:t>
       </w:r>
     </w:p>
@@ -516,24 +446,12 @@
           <w:ilvl w:val="1"/>
           <w:numId w:val="3"/>
         </w:numPr>
-        <w:rPr>
-          <w:lang w:val="ru-BY"/>
-        </w:rPr>
-      </w:pPr>
-      <w:r>
-        <w:rPr>
-          <w:lang w:val="ru-BY"/>
-        </w:rPr>
+      </w:pPr>
+      <w:r>
         <w:t>Настройка автоплатежа</w:t>
       </w:r>
     </w:p>
-    <w:p>
-      <w:pPr>
-        <w:rPr>
-          <w:lang w:val="ru-BY"/>
-        </w:rPr>
-      </w:pPr>
-    </w:p>
+    <w:p/>
     <w:p>
       <w:pPr>
         <w:pStyle w:val="a7"/>
@@ -541,15 +459,11 @@
           <w:ilvl w:val="0"/>
           <w:numId w:val="3"/>
         </w:numPr>
-        <w:rPr>
-          <w:lang w:val="ru-BY"/>
-        </w:rPr>
       </w:pPr>
       <w:r>
         <w:rPr>
           <w:b/>
           <w:bCs/>
-          <w:lang w:val="ru-BY"/>
         </w:rPr>
         <w:t xml:space="preserve">Полностью цифровой профиль (Оформление </w:t>
       </w:r>
@@ -558,7 +472,6 @@
         <w:rPr>
           <w:b/>
           <w:bCs/>
-          <w:lang w:val="ru-BY"/>
         </w:rPr>
         <w:t>eSIM</w:t>
       </w:r>
@@ -567,7 +480,6 @@
         <w:rPr>
           <w:b/>
           <w:bCs/>
-          <w:lang w:val="ru-BY"/>
         </w:rPr>
         <w:t>)</w:t>
       </w:r>
@@ -579,38 +491,20 @@
           <w:ilvl w:val="1"/>
           <w:numId w:val="3"/>
         </w:numPr>
-        <w:rPr>
-          <w:lang w:val="ru-BY"/>
-        </w:rPr>
-      </w:pPr>
-      <w:r>
-        <w:rPr>
-          <w:lang w:val="ru-BY"/>
-        </w:rPr>
+      </w:pPr>
+      <w:r>
         <w:t xml:space="preserve">Модуль удаленной идентификации пользователя (через </w:t>
       </w:r>
       <w:r>
-        <w:rPr>
-          <w:lang w:val="ru-BY"/>
-        </w:rPr>
         <w:t>МСИ</w:t>
       </w:r>
       <w:r>
-        <w:rPr>
-          <w:lang w:val="ru-BY"/>
-        </w:rPr>
         <w:t xml:space="preserve"> или сканирование паспорта камер</w:t>
       </w:r>
       <w:r>
-        <w:rPr>
-          <w:lang w:val="ru-BY"/>
-        </w:rPr>
         <w:t>ой</w:t>
       </w:r>
       <w:r>
-        <w:rPr>
-          <w:lang w:val="ru-BY"/>
-        </w:rPr>
         <w:t>).</w:t>
       </w:r>
     </w:p>
@@ -621,28 +515,16 @@
           <w:ilvl w:val="1"/>
           <w:numId w:val="3"/>
         </w:numPr>
-        <w:rPr>
-          <w:lang w:val="ru-BY"/>
-        </w:rPr>
-      </w:pPr>
-      <w:r>
-        <w:rPr>
-          <w:lang w:val="ru-BY"/>
-        </w:rPr>
+      </w:pPr>
+      <w:r>
         <w:t xml:space="preserve">Мгновенный выпуск и активация виртуальной </w:t>
       </w:r>
       <w:proofErr w:type="spellStart"/>
       <w:r>
-        <w:rPr>
-          <w:lang w:val="ru-BY"/>
-        </w:rPr>
         <w:t>eSIM</w:t>
       </w:r>
       <w:proofErr w:type="spellEnd"/>
       <w:r>
-        <w:rPr>
-          <w:lang w:val="ru-BY"/>
-        </w:rPr>
         <w:t xml:space="preserve"> без визита в салон.</w:t>
       </w:r>
     </w:p>
@@ -653,15 +535,11 @@
           <w:ilvl w:val="0"/>
           <w:numId w:val="3"/>
         </w:numPr>
-        <w:rPr>
-          <w:lang w:val="ru-BY"/>
-        </w:rPr>
       </w:pPr>
       <w:r>
         <w:rPr>
           <w:b/>
           <w:bCs/>
-          <w:lang w:val="ru-BY"/>
         </w:rPr>
         <w:t xml:space="preserve">Служба </w:t>
       </w:r>
@@ -669,7 +547,6 @@
         <w:rPr>
           <w:b/>
           <w:bCs/>
-          <w:lang w:val="ru-BY"/>
         </w:rPr>
         <w:t>поддержки</w:t>
       </w:r>
@@ -681,23 +558,550 @@
           <w:ilvl w:val="1"/>
           <w:numId w:val="3"/>
         </w:numPr>
-        <w:rPr>
-          <w:lang w:val="ru-BY"/>
-        </w:rPr>
-      </w:pPr>
-      <w:r>
-        <w:rPr>
-          <w:lang w:val="ru-BY"/>
-        </w:rPr>
+      </w:pPr>
+      <w:r>
         <w:t>Встроенный чат с поддержкой, чтобы любой вопрос можно было решить текстом, не вися на телефонной линии в ожидании ответа оператора.</w:t>
       </w:r>
     </w:p>
     <w:p>
       <w:pPr>
         <w:rPr>
-          <w:lang w:val="ru-BY"/>
-        </w:rPr>
-      </w:pPr>
+          <w:lang w:val="ru-RU"/>
+        </w:rPr>
+      </w:pPr>
+    </w:p>
+    <w:p>
+      <w:pPr>
+        <w:rPr>
+          <w:lang w:val="ru-RU"/>
+        </w:rPr>
+      </w:pPr>
+    </w:p>
+    <w:p>
+      <w:pPr>
+        <w:rPr>
+          <w:lang w:val="en-US"/>
+        </w:rPr>
+      </w:pPr>
+      <w:r>
+        <w:rPr>
+          <w:lang w:val="en-US"/>
+        </w:rPr>
+        <w:t>User Flo</w:t>
+      </w:r>
+    </w:p>
+    <w:p>
+      <w:pPr>
+        <w:rPr>
+          <w:lang w:val="en-US"/>
+        </w:rPr>
+      </w:pPr>
+    </w:p>
+    <w:p>
+      <w:pPr>
+        <w:rPr>
+          <w:lang w:val="en-US"/>
+        </w:rPr>
+      </w:pPr>
+    </w:p>
+    <w:p>
+      <w:pPr>
+        <w:rPr>
+          <w:lang w:val="en-US"/>
+        </w:rPr>
+      </w:pPr>
+    </w:p>
+    <w:p>
+      <w:pPr>
+        <w:rPr>
+          <w:lang w:val="en-US"/>
+        </w:rPr>
+      </w:pPr>
+    </w:p>
+    <w:p>
+      <w:pPr>
+        <w:rPr>
+          <w:lang w:val="en-US"/>
+        </w:rPr>
+      </w:pPr>
+    </w:p>
+    <w:p>
+      <w:pPr>
+        <w:rPr>
+          <w:lang w:val="en-US"/>
+        </w:rPr>
+      </w:pPr>
+    </w:p>
+    <w:p>
+      <w:pPr>
+        <w:rPr>
+          <w:lang w:val="en-US"/>
+        </w:rPr>
+      </w:pPr>
+    </w:p>
+    <w:p>
+      <w:pPr>
+        <w:rPr>
+          <w:lang w:val="en-US"/>
+        </w:rPr>
+      </w:pPr>
+    </w:p>
+    <w:p>
+      <w:pPr>
+        <w:rPr>
+          <w:lang w:val="en-US"/>
+        </w:rPr>
+      </w:pPr>
+    </w:p>
+    <w:p>
+      <w:pPr>
+        <w:rPr>
+          <w:lang w:val="en-US"/>
+        </w:rPr>
+      </w:pPr>
+    </w:p>
+    <w:p>
+      <w:pPr>
+        <w:rPr>
+          <w:lang w:val="en-US"/>
+        </w:rPr>
+      </w:pPr>
+    </w:p>
+    <w:p>
+      <w:pPr>
+        <w:rPr>
+          <w:lang w:val="en-US"/>
+        </w:rPr>
+      </w:pPr>
+    </w:p>
+    <w:p>
+      <w:pPr>
+        <w:rPr>
+          <w:lang w:val="en-US"/>
+        </w:rPr>
+      </w:pPr>
+    </w:p>
+    <w:p>
+      <w:pPr>
+        <w:rPr>
+          <w:lang w:val="en-US"/>
+        </w:rPr>
+      </w:pPr>
+    </w:p>
+    <w:p>
+      <w:pPr>
+        <w:rPr>
+          <w:lang w:val="en-US"/>
+        </w:rPr>
+      </w:pPr>
+    </w:p>
+    <w:p>
+      <w:pPr>
+        <w:rPr>
+          <w:lang w:val="en-US"/>
+        </w:rPr>
+      </w:pPr>
+      <w:r>
+        <w:rPr>
+          <w:lang w:val="en-US"/>
+        </w:rPr>
+        <w:drawing>
+          <wp:inline distT="0" distB="0" distL="0" distR="0" wp14:anchorId="4D6B317C" wp14:editId="0D25898B">
+            <wp:extent cx="5940425" cy="1212215"/>
+            <wp:effectExtent l="0" t="0" r="3175" b="6985"/>
+            <wp:docPr id="4" name="Рисунок 4"/>
+            <wp:cNvGraphicFramePr>
+              <a:graphicFrameLocks xmlns:a="http://schemas.openxmlformats.org/drawingml/2006/main" noChangeAspect="1"/>
+            </wp:cNvGraphicFramePr>
+            <a:graphic xmlns:a="http://schemas.openxmlformats.org/drawingml/2006/main">
+              <a:graphicData uri="http://schemas.openxmlformats.org/drawingml/2006/picture">
+                <pic:pic xmlns:pic="http://schemas.openxmlformats.org/drawingml/2006/picture">
+                  <pic:nvPicPr>
+                    <pic:cNvPr id="1" name=""/>
+                    <pic:cNvPicPr/>
+                  </pic:nvPicPr>
+                  <pic:blipFill>
+                    <a:blip r:embed="rId10"/>
+                    <a:stretch>
+                      <a:fillRect/>
+                    </a:stretch>
+                  </pic:blipFill>
+                  <pic:spPr>
+                    <a:xfrm>
+                      <a:off x="0" y="0"/>
+                      <a:ext cx="5940425" cy="1212215"/>
+                    </a:xfrm>
+                    <a:prstGeom prst="rect">
+                      <a:avLst/>
+                    </a:prstGeom>
+                  </pic:spPr>
+                </pic:pic>
+              </a:graphicData>
+            </a:graphic>
+          </wp:inline>
+        </w:drawing>
+      </w:r>
+    </w:p>
+    <w:p>
+      <w:pPr>
+        <w:rPr>
+          <w:lang w:val="en-US"/>
+        </w:rPr>
+      </w:pPr>
+    </w:p>
+    <w:p>
+      <w:pPr>
+        <w:rPr>
+          <w:lang w:val="en-US"/>
+        </w:rPr>
+      </w:pPr>
+      <w:r>
+        <w:rPr>
+          <w:noProof/>
+          <w:lang w:val="en-US"/>
+        </w:rPr>
+        <w:lastRenderedPageBreak/>
+        <w:drawing>
+          <wp:anchor distT="0" distB="0" distL="114300" distR="114300" simplePos="0" relativeHeight="251658240" behindDoc="0" locked="0" layoutInCell="1" allowOverlap="1" wp14:anchorId="1BBB0C21" wp14:editId="0E8285FE">
+            <wp:simplePos x="0" y="0"/>
+            <wp:positionH relativeFrom="page">
+              <wp:posOffset>1874520</wp:posOffset>
+            </wp:positionH>
+            <wp:positionV relativeFrom="paragraph">
+              <wp:posOffset>-110491</wp:posOffset>
+            </wp:positionV>
+            <wp:extent cx="4381500" cy="9870591"/>
+            <wp:effectExtent l="0" t="0" r="0" b="0"/>
+            <wp:wrapNone/>
+            <wp:docPr id="5" name="Рисунок 5"/>
+            <wp:cNvGraphicFramePr>
+              <a:graphicFrameLocks xmlns:a="http://schemas.openxmlformats.org/drawingml/2006/main" noChangeAspect="1"/>
+            </wp:cNvGraphicFramePr>
+            <a:graphic xmlns:a="http://schemas.openxmlformats.org/drawingml/2006/main">
+              <a:graphicData uri="http://schemas.openxmlformats.org/drawingml/2006/picture">
+                <pic:pic xmlns:pic="http://schemas.openxmlformats.org/drawingml/2006/picture">
+                  <pic:nvPicPr>
+                    <pic:cNvPr id="0" name="Picture 1"/>
+                    <pic:cNvPicPr>
+                      <a:picLocks noChangeAspect="1" noChangeArrowheads="1"/>
+                    </pic:cNvPicPr>
+                  </pic:nvPicPr>
+                  <pic:blipFill>
+                    <a:blip r:embed="rId11">
+                      <a:extLst>
+                        <a:ext uri="{28A0092B-C50C-407E-A947-70E740481C1C}">
+                          <a14:useLocalDpi xmlns:a14="http://schemas.microsoft.com/office/drawing/2010/main" val="0"/>
+                        </a:ext>
+                      </a:extLst>
+                    </a:blip>
+                    <a:srcRect/>
+                    <a:stretch>
+                      <a:fillRect/>
+                    </a:stretch>
+                  </pic:blipFill>
+                  <pic:spPr bwMode="auto">
+                    <a:xfrm>
+                      <a:off x="0" y="0"/>
+                      <a:ext cx="4385982" cy="9880688"/>
+                    </a:xfrm>
+                    <a:prstGeom prst="rect">
+                      <a:avLst/>
+                    </a:prstGeom>
+                    <a:noFill/>
+                    <a:ln>
+                      <a:noFill/>
+                    </a:ln>
+                  </pic:spPr>
+                </pic:pic>
+              </a:graphicData>
+            </a:graphic>
+            <wp14:sizeRelH relativeFrom="margin">
+              <wp14:pctWidth>0</wp14:pctWidth>
+            </wp14:sizeRelH>
+            <wp14:sizeRelV relativeFrom="margin">
+              <wp14:pctHeight>0</wp14:pctHeight>
+            </wp14:sizeRelV>
+          </wp:anchor>
+        </w:drawing>
+      </w:r>
+      <w:r>
+        <w:rPr>
+          <w:lang w:val="en-US"/>
+        </w:rPr>
+        <w:t>/</w:t>
+      </w:r>
+    </w:p>
+    <w:p>
+      <w:pPr>
+        <w:rPr>
+          <w:lang w:val="en-US"/>
+        </w:rPr>
+      </w:pPr>
+      <w:r>
+        <w:rPr>
+          <w:lang w:val="en-US"/>
+        </w:rPr>
+        <w:br w:type="page"/>
+      </w:r>
+    </w:p>
+    <w:p>
+      <w:pPr>
+        <w:rPr>
+          <w:lang w:val="en-US"/>
+        </w:rPr>
+      </w:pPr>
+      <w:r>
+        <w:rPr>
+          <w:lang w:val="en-US"/>
+        </w:rPr>
+        <w:lastRenderedPageBreak/>
+        <w:drawing>
+          <wp:anchor distT="0" distB="0" distL="114300" distR="114300" simplePos="0" relativeHeight="251660288" behindDoc="0" locked="0" layoutInCell="1" allowOverlap="1" wp14:anchorId="34C81A52" wp14:editId="16214814">
+            <wp:simplePos x="0" y="0"/>
+            <wp:positionH relativeFrom="margin">
+              <wp:align>left</wp:align>
+            </wp:positionH>
+            <wp:positionV relativeFrom="paragraph">
+              <wp:posOffset>-720090</wp:posOffset>
+            </wp:positionV>
+            <wp:extent cx="5940425" cy="1229995"/>
+            <wp:effectExtent l="0" t="0" r="3175" b="8255"/>
+            <wp:wrapNone/>
+            <wp:docPr id="6" name="Рисунок 6"/>
+            <wp:cNvGraphicFramePr>
+              <a:graphicFrameLocks xmlns:a="http://schemas.openxmlformats.org/drawingml/2006/main" noChangeAspect="1"/>
+            </wp:cNvGraphicFramePr>
+            <a:graphic xmlns:a="http://schemas.openxmlformats.org/drawingml/2006/main">
+              <a:graphicData uri="http://schemas.openxmlformats.org/drawingml/2006/picture">
+                <pic:pic xmlns:pic="http://schemas.openxmlformats.org/drawingml/2006/picture">
+                  <pic:nvPicPr>
+                    <pic:cNvPr id="1" name=""/>
+                    <pic:cNvPicPr/>
+                  </pic:nvPicPr>
+                  <pic:blipFill>
+                    <a:blip r:embed="rId12">
+                      <a:extLst>
+                        <a:ext uri="{28A0092B-C50C-407E-A947-70E740481C1C}">
+                          <a14:useLocalDpi xmlns:a14="http://schemas.microsoft.com/office/drawing/2010/main" val="0"/>
+                        </a:ext>
+                      </a:extLst>
+                    </a:blip>
+                    <a:stretch>
+                      <a:fillRect/>
+                    </a:stretch>
+                  </pic:blipFill>
+                  <pic:spPr>
+                    <a:xfrm>
+                      <a:off x="0" y="0"/>
+                      <a:ext cx="5940425" cy="1229995"/>
+                    </a:xfrm>
+                    <a:prstGeom prst="rect">
+                      <a:avLst/>
+                    </a:prstGeom>
+                  </pic:spPr>
+                </pic:pic>
+              </a:graphicData>
+            </a:graphic>
+          </wp:anchor>
+        </w:drawing>
+      </w:r>
+    </w:p>
+    <w:p>
+      <w:pPr>
+        <w:rPr>
+          <w:lang w:val="en-US"/>
+        </w:rPr>
+      </w:pPr>
+      <w:r>
+        <w:rPr>
+          <w:noProof/>
+          <w:lang w:val="en-US"/>
+        </w:rPr>
+        <w:drawing>
+          <wp:anchor distT="0" distB="0" distL="114300" distR="114300" simplePos="0" relativeHeight="251659264" behindDoc="0" locked="0" layoutInCell="1" allowOverlap="1" wp14:anchorId="2DC29704" wp14:editId="2CAFADD7">
+            <wp:simplePos x="0" y="0"/>
+            <wp:positionH relativeFrom="column">
+              <wp:posOffset>215265</wp:posOffset>
+            </wp:positionH>
+            <wp:positionV relativeFrom="paragraph">
+              <wp:posOffset>220345</wp:posOffset>
+            </wp:positionV>
+            <wp:extent cx="3055620" cy="9215563"/>
+            <wp:effectExtent l="0" t="0" r="0" b="5080"/>
+            <wp:wrapNone/>
+            <wp:docPr id="7" name="Рисунок 7" descr="Изображение выглядит как текст, снимок экрана, графический дизайн, Графика&#10;&#10;Контент, сгенерированный ИИ, может содержать ошибки."/>
+            <wp:cNvGraphicFramePr>
+              <a:graphicFrameLocks xmlns:a="http://schemas.openxmlformats.org/drawingml/2006/main" noChangeAspect="1"/>
+            </wp:cNvGraphicFramePr>
+            <a:graphic xmlns:a="http://schemas.openxmlformats.org/drawingml/2006/main">
+              <a:graphicData uri="http://schemas.openxmlformats.org/drawingml/2006/picture">
+                <pic:pic xmlns:pic="http://schemas.openxmlformats.org/drawingml/2006/picture">
+                  <pic:nvPicPr>
+                    <pic:cNvPr id="7" name="Рисунок 7" descr="Изображение выглядит как текст, снимок экрана, графический дизайн, Графика&#10;&#10;Контент, сгенерированный ИИ, может содержать ошибки."/>
+                    <pic:cNvPicPr/>
+                  </pic:nvPicPr>
+                  <pic:blipFill>
+                    <a:blip r:embed="rId13" cstate="print">
+                      <a:extLst>
+                        <a:ext uri="{28A0092B-C50C-407E-A947-70E740481C1C}">
+                          <a14:useLocalDpi xmlns:a14="http://schemas.microsoft.com/office/drawing/2010/main" val="0"/>
+                        </a:ext>
+                      </a:extLst>
+                    </a:blip>
+                    <a:stretch>
+                      <a:fillRect/>
+                    </a:stretch>
+                  </pic:blipFill>
+                  <pic:spPr>
+                    <a:xfrm>
+                      <a:off x="0" y="0"/>
+                      <a:ext cx="3055620" cy="9215563"/>
+                    </a:xfrm>
+                    <a:prstGeom prst="rect">
+                      <a:avLst/>
+                    </a:prstGeom>
+                  </pic:spPr>
+                </pic:pic>
+              </a:graphicData>
+            </a:graphic>
+            <wp14:sizeRelH relativeFrom="margin">
+              <wp14:pctWidth>0</wp14:pctWidth>
+            </wp14:sizeRelH>
+            <wp14:sizeRelV relativeFrom="margin">
+              <wp14:pctHeight>0</wp14:pctHeight>
+            </wp14:sizeRelV>
+          </wp:anchor>
+        </w:drawing>
+      </w:r>
+      <w:r>
+        <w:rPr>
+          <w:lang w:val="en-US"/>
+        </w:rPr>
+        <w:br w:type="page"/>
+      </w:r>
+    </w:p>
+    <w:p>
+      <w:pPr>
+        <w:rPr>
+          <w:lang w:val="en-US"/>
+        </w:rPr>
+      </w:pPr>
+      <w:r>
+        <w:rPr>
+          <w:noProof/>
+          <w:lang w:val="en-US"/>
+        </w:rPr>
+        <w:lastRenderedPageBreak/>
+        <w:drawing>
+          <wp:anchor distT="0" distB="0" distL="114300" distR="114300" simplePos="0" relativeHeight="251662336" behindDoc="0" locked="0" layoutInCell="1" allowOverlap="1" wp14:anchorId="129D4AFD" wp14:editId="4B739889">
+            <wp:simplePos x="0" y="0"/>
+            <wp:positionH relativeFrom="column">
+              <wp:posOffset>-752475</wp:posOffset>
+            </wp:positionH>
+            <wp:positionV relativeFrom="paragraph">
+              <wp:posOffset>-163830</wp:posOffset>
+            </wp:positionV>
+            <wp:extent cx="2148840" cy="9876530"/>
+            <wp:effectExtent l="0" t="0" r="3810" b="0"/>
+            <wp:wrapNone/>
+            <wp:docPr id="9" name="Рисунок 9" descr="Изображение выглядит как текст, снимок экрана, графический дизайн, дизайн&#10;&#10;Контент, сгенерированный ИИ, может содержать ошибки."/>
+            <wp:cNvGraphicFramePr>
+              <a:graphicFrameLocks xmlns:a="http://schemas.openxmlformats.org/drawingml/2006/main" noChangeAspect="1"/>
+            </wp:cNvGraphicFramePr>
+            <a:graphic xmlns:a="http://schemas.openxmlformats.org/drawingml/2006/main">
+              <a:graphicData uri="http://schemas.openxmlformats.org/drawingml/2006/picture">
+                <pic:pic xmlns:pic="http://schemas.openxmlformats.org/drawingml/2006/picture">
+                  <pic:nvPicPr>
+                    <pic:cNvPr id="9" name="Рисунок 9" descr="Изображение выглядит как текст, снимок экрана, графический дизайн, дизайн&#10;&#10;Контент, сгенерированный ИИ, может содержать ошибки."/>
+                    <pic:cNvPicPr/>
+                  </pic:nvPicPr>
+                  <pic:blipFill>
+                    <a:blip r:embed="rId14" cstate="print">
+                      <a:extLst>
+                        <a:ext uri="{28A0092B-C50C-407E-A947-70E740481C1C}">
+                          <a14:useLocalDpi xmlns:a14="http://schemas.microsoft.com/office/drawing/2010/main" val="0"/>
+                        </a:ext>
+                      </a:extLst>
+                    </a:blip>
+                    <a:stretch>
+                      <a:fillRect/>
+                    </a:stretch>
+                  </pic:blipFill>
+                  <pic:spPr>
+                    <a:xfrm>
+                      <a:off x="0" y="0"/>
+                      <a:ext cx="2150461" cy="9883979"/>
+                    </a:xfrm>
+                    <a:prstGeom prst="rect">
+                      <a:avLst/>
+                    </a:prstGeom>
+                  </pic:spPr>
+                </pic:pic>
+              </a:graphicData>
+            </a:graphic>
+            <wp14:sizeRelH relativeFrom="margin">
+              <wp14:pctWidth>0</wp14:pctWidth>
+            </wp14:sizeRelH>
+            <wp14:sizeRelV relativeFrom="margin">
+              <wp14:pctHeight>0</wp14:pctHeight>
+            </wp14:sizeRelV>
+          </wp:anchor>
+        </w:drawing>
+      </w:r>
+      <w:r>
+        <w:rPr>
+          <w:lang w:val="en-US"/>
+        </w:rPr>
+        <w:drawing>
+          <wp:anchor distT="0" distB="0" distL="114300" distR="114300" simplePos="0" relativeHeight="251661312" behindDoc="0" locked="0" layoutInCell="1" allowOverlap="1" wp14:anchorId="4684F287" wp14:editId="411D46FA">
+            <wp:simplePos x="0" y="0"/>
+            <wp:positionH relativeFrom="margin">
+              <wp:posOffset>895985</wp:posOffset>
+            </wp:positionH>
+            <wp:positionV relativeFrom="paragraph">
+              <wp:posOffset>-788670</wp:posOffset>
+            </wp:positionV>
+            <wp:extent cx="5940425" cy="1236345"/>
+            <wp:effectExtent l="0" t="0" r="3175" b="1905"/>
+            <wp:wrapNone/>
+            <wp:docPr id="8" name="Рисунок 8"/>
+            <wp:cNvGraphicFramePr>
+              <a:graphicFrameLocks xmlns:a="http://schemas.openxmlformats.org/drawingml/2006/main" noChangeAspect="1"/>
+            </wp:cNvGraphicFramePr>
+            <a:graphic xmlns:a="http://schemas.openxmlformats.org/drawingml/2006/main">
+              <a:graphicData uri="http://schemas.openxmlformats.org/drawingml/2006/picture">
+                <pic:pic xmlns:pic="http://schemas.openxmlformats.org/drawingml/2006/picture">
+                  <pic:nvPicPr>
+                    <pic:cNvPr id="1" name=""/>
+                    <pic:cNvPicPr/>
+                  </pic:nvPicPr>
+                  <pic:blipFill>
+                    <a:blip r:embed="rId15">
+                      <a:extLst>
+                        <a:ext uri="{28A0092B-C50C-407E-A947-70E740481C1C}">
+                          <a14:useLocalDpi xmlns:a14="http://schemas.microsoft.com/office/drawing/2010/main" val="0"/>
+                        </a:ext>
+                      </a:extLst>
+                    </a:blip>
+                    <a:stretch>
+                      <a:fillRect/>
+                    </a:stretch>
+                  </pic:blipFill>
+                  <pic:spPr>
+                    <a:xfrm>
+                      <a:off x="0" y="0"/>
+                      <a:ext cx="5940425" cy="1236345"/>
+                    </a:xfrm>
+                    <a:prstGeom prst="rect">
+                      <a:avLst/>
+                    </a:prstGeom>
+                  </pic:spPr>
+                </pic:pic>
+              </a:graphicData>
+            </a:graphic>
+          </wp:anchor>
+        </w:drawing>
+      </w:r>
     </w:p>
     <w:sectPr>
       <w:pgSz w:w="11906" w:h="16838"/>
@@ -707,6 +1111,56 @@
     </w:sectPr>
   </w:body>
 </w:document>
+</file>
+
+<file path=word/endnotes.xml><?xml version="1.0" encoding="utf-8"?>
+<w:endnotes xmlns:wpc="http://schemas.microsoft.com/office/word/2010/wordprocessingCanvas" xmlns:cx="http://schemas.microsoft.com/office/drawing/2014/chartex" xmlns:cx1="http://schemas.microsoft.com/office/drawing/2015/9/8/chartex" xmlns:cx2="http://schemas.microsoft.com/office/drawing/2015/10/21/chartex" xmlns:cx3="http://schemas.microsoft.com/office/drawing/2016/5/9/chartex" xmlns:cx4="http://schemas.microsoft.com/office/drawing/2016/5/10/chartex" xmlns:cx5="http://schemas.microsoft.com/office/drawing/2016/5/11/chartex" xmlns:cx6="http://schemas.microsoft.com/office/drawing/2016/5/12/chartex" xmlns:cx7="http://schemas.microsoft.com/office/drawing/2016/5/13/chartex" xmlns:cx8="http://schemas.microsoft.com/office/drawing/2016/5/14/chartex" xmlns:mc="http://schemas.openxmlformats.org/markup-compatibility/2006" xmlns:aink="http://schemas.microsoft.com/office/drawing/2016/ink" xmlns:am3d="http://schemas.microsoft.com/office/drawing/2017/model3d" xmlns:o="urn:schemas-microsoft-com:office:office" xmlns:oel="http://schemas.microsoft.com/office/2019/extlst" xmlns:r="http://schemas.openxmlformats.org/officeDocument/2006/relationships" xmlns:m="http://schemas.openxmlformats.org/officeDocument/2006/math" xmlns:v="urn:schemas-microsoft-com:vml" xmlns:wp14="http://schemas.microsoft.com/office/word/2010/wordprocessingDrawing" xmlns:wp="http://schemas.openxmlformats.org/drawingml/2006/wordprocessingDrawing" xmlns:w10="urn:schemas-microsoft-com:office:word" xmlns:w="http://schemas.openxmlformats.org/wordprocessingml/2006/main" xmlns:w14="http://schemas.microsoft.com/office/word/2010/wordml" xmlns:w15="http://schemas.microsoft.com/office/word/2012/wordml" xmlns:w16cex="http://schemas.microsoft.com/office/word/2018/wordml/cex" xmlns:w16cid="http://schemas.microsoft.com/office/word/2016/wordml/cid" xmlns:w16="http://schemas.microsoft.com/office/word/2018/wordml" xmlns:w16sdtdh="http://schemas.microsoft.com/office/word/2020/wordml/sdtdatahash" xmlns:w16se="http://schemas.microsoft.com/office/word/2015/wordml/symex" xmlns:wpg="http://schemas.microsoft.com/office/word/2010/wordprocessingGroup" xmlns:wpi="http://schemas.microsoft.com/office/word/2010/wordprocessingInk" xmlns:wne="http://schemas.microsoft.com/office/word/2006/wordml" xmlns:wps="http://schemas.microsoft.com/office/word/2010/wordprocessingShape" mc:Ignorable="w14 w15 w16se w16cid w16 w16cex w16sdtdh wp14">
+  <w:endnote w:type="separator" w:id="-1">
+    <w:p>
+      <w:pPr>
+        <w:spacing w:after="0" w:line="240" w:lineRule="auto"/>
+      </w:pPr>
+      <w:r>
+        <w:separator/>
+      </w:r>
+    </w:p>
+  </w:endnote>
+  <w:endnote w:type="continuationSeparator" w:id="0">
+    <w:p>
+      <w:pPr>
+        <w:spacing w:after="0" w:line="240" w:lineRule="auto"/>
+      </w:pPr>
+      <w:r>
+        <w:continuationSeparator/>
+      </w:r>
+    </w:p>
+  </w:endnote>
+</w:endnotes>
+</file>
+
+<file path=word/footnotes.xml><?xml version="1.0" encoding="utf-8"?>
+<w:footnotes xmlns:wpc="http://schemas.microsoft.com/office/word/2010/wordprocessingCanvas" xmlns:cx="http://schemas.microsoft.com/office/drawing/2014/chartex" xmlns:cx1="http://schemas.microsoft.com/office/drawing/2015/9/8/chartex" xmlns:cx2="http://schemas.microsoft.com/office/drawing/2015/10/21/chartex" xmlns:cx3="http://schemas.microsoft.com/office/drawing/2016/5/9/chartex" xmlns:cx4="http://schemas.microsoft.com/office/drawing/2016/5/10/chartex" xmlns:cx5="http://schemas.microsoft.com/office/drawing/2016/5/11/chartex" xmlns:cx6="http://schemas.microsoft.com/office/drawing/2016/5/12/chartex" xmlns:cx7="http://schemas.microsoft.com/office/drawing/2016/5/13/chartex" xmlns:cx8="http://schemas.microsoft.com/office/drawing/2016/5/14/chartex" xmlns:mc="http://schemas.openxmlformats.org/markup-compatibility/2006" xmlns:aink="http://schemas.microsoft.com/office/drawing/2016/ink" xmlns:am3d="http://schemas.microsoft.com/office/drawing/2017/model3d" xmlns:o="urn:schemas-microsoft-com:office:office" xmlns:oel="http://schemas.microsoft.com/office/2019/extlst" xmlns:r="http://schemas.openxmlformats.org/officeDocument/2006/relationships" xmlns:m="http://schemas.openxmlformats.org/officeDocument/2006/math" xmlns:v="urn:schemas-microsoft-com:vml" xmlns:wp14="http://schemas.microsoft.com/office/word/2010/wordprocessingDrawing" xmlns:wp="http://schemas.openxmlformats.org/drawingml/2006/wordprocessingDrawing" xmlns:w10="urn:schemas-microsoft-com:office:word" xmlns:w="http://schemas.openxmlformats.org/wordprocessingml/2006/main" xmlns:w14="http://schemas.microsoft.com/office/word/2010/wordml" xmlns:w15="http://schemas.microsoft.com/office/word/2012/wordml" xmlns:w16cex="http://schemas.microsoft.com/office/word/2018/wordml/cex" xmlns:w16cid="http://schemas.microsoft.com/office/word/2016/wordml/cid" xmlns:w16="http://schemas.microsoft.com/office/word/2018/wordml" xmlns:w16sdtdh="http://schemas.microsoft.com/office/word/2020/wordml/sdtdatahash" xmlns:w16se="http://schemas.microsoft.com/office/word/2015/wordml/symex" xmlns:wpg="http://schemas.microsoft.com/office/word/2010/wordprocessingGroup" xmlns:wpi="http://schemas.microsoft.com/office/word/2010/wordprocessingInk" xmlns:wne="http://schemas.microsoft.com/office/word/2006/wordml" xmlns:wps="http://schemas.microsoft.com/office/word/2010/wordprocessingShape" mc:Ignorable="w14 w15 w16se w16cid w16 w16cex w16sdtdh wp14">
+  <w:footnote w:type="separator" w:id="-1">
+    <w:p>
+      <w:pPr>
+        <w:spacing w:after="0" w:line="240" w:lineRule="auto"/>
+      </w:pPr>
+      <w:r>
+        <w:separator/>
+      </w:r>
+    </w:p>
+  </w:footnote>
+  <w:footnote w:type="continuationSeparator" w:id="0">
+    <w:p>
+      <w:pPr>
+        <w:spacing w:after="0" w:line="240" w:lineRule="auto"/>
+      </w:pPr>
+      <w:r>
+        <w:continuationSeparator/>
+      </w:r>
+    </w:p>
+  </w:footnote>
+</w:footnotes>
 </file>
 
 <file path=word/numbering.xml><?xml version="1.0" encoding="utf-8"?>
@@ -1669,6 +2123,7 @@
   <w:style w:type="character" w:default="1" w:styleId="a0">
     <w:name w:val="Default Paragraph Font"/>
     <w:uiPriority w:val="1"/>
+    <w:semiHidden/>
     <w:unhideWhenUsed/>
   </w:style>
   <w:style w:type="table" w:default="1" w:styleId="a1">
@@ -1981,6 +2436,50 @@
       <w:color w:val="0F4761" w:themeColor="accent1" w:themeShade="BF"/>
       <w:spacing w:val="5"/>
     </w:rPr>
+  </w:style>
+  <w:style w:type="paragraph" w:styleId="ac">
+    <w:name w:val="header"/>
+    <w:basedOn w:val="a"/>
+    <w:link w:val="ad"/>
+    <w:uiPriority w:val="99"/>
+    <w:unhideWhenUsed/>
+    <w:rsid w:val="002B4CC2"/>
+    <w:pPr>
+      <w:tabs>
+        <w:tab w:val="center" w:pos="4677"/>
+        <w:tab w:val="right" w:pos="9355"/>
+      </w:tabs>
+      <w:spacing w:after="0" w:line="240" w:lineRule="auto"/>
+    </w:pPr>
+  </w:style>
+  <w:style w:type="character" w:customStyle="1" w:styleId="ad">
+    <w:name w:val="Верхний колонтитул Знак"/>
+    <w:basedOn w:val="a0"/>
+    <w:link w:val="ac"/>
+    <w:uiPriority w:val="99"/>
+    <w:rsid w:val="002B4CC2"/>
+  </w:style>
+  <w:style w:type="paragraph" w:styleId="ae">
+    <w:name w:val="footer"/>
+    <w:basedOn w:val="a"/>
+    <w:link w:val="af"/>
+    <w:uiPriority w:val="99"/>
+    <w:unhideWhenUsed/>
+    <w:rsid w:val="002B4CC2"/>
+    <w:pPr>
+      <w:tabs>
+        <w:tab w:val="center" w:pos="4677"/>
+        <w:tab w:val="right" w:pos="9355"/>
+      </w:tabs>
+      <w:spacing w:after="0" w:line="240" w:lineRule="auto"/>
+    </w:pPr>
+  </w:style>
+  <w:style w:type="character" w:customStyle="1" w:styleId="af">
+    <w:name w:val="Нижний колонтитул Знак"/>
+    <w:basedOn w:val="a0"/>
+    <w:link w:val="ae"/>
+    <w:uiPriority w:val="99"/>
+    <w:rsid w:val="002B4CC2"/>
   </w:style>
 </w:styles>
 </file>
